--- a/docx/07-conflicto-modo-sabio/07-conflicto-modo-sabio.docx
+++ b/docx/07-conflicto-modo-sabio/07-conflicto-modo-sabio.docx
@@ -28,7 +28,7 @@
         </w:p>
       </w:sdtContent>
     </w:sdt>
-    <w:bookmarkStart w:id="17" w:name="conflicto-modo-sabio"/>
+    <w:bookmarkStart w:id="18" w:name="conflicto-modo-sabio"/>
     <w:p>
       <w:pPr>
         <w:pStyle w:val="Heading1"/>
@@ -83,6 +83,41 @@
       </w:r>
       <w:r>
         <w:t xml:space="preserve">→ Banco de juegos</w:t>
+      </w:r>
+    </w:p>
+    <w:p>
+      <w:pPr>
+        <w:pStyle w:val="BlockText"/>
+      </w:pPr>
+      <w:r>
+        <w:t xml:space="preserve">🖨️</w:t>
+      </w:r>
+      <w:r>
+        <w:t xml:space="preserve"> </w:t>
+      </w:r>
+      <w:r>
+        <w:rPr>
+          <w:b/>
+          <w:bCs/>
+        </w:rPr>
+        <w:t xml:space="preserve">¿En papel?</w:t>
+      </w:r>
+      <w:r>
+        <w:t xml:space="preserve"> </w:t>
+      </w:r>
+      <w:hyperlink r:id="rId9">
+        <w:r>
+          <w:rPr>
+            <w:rStyle w:val="Hyperlink"/>
+          </w:rPr>
+          <w:t xml:space="preserve">Imprimir unidad completa</w:t>
+        </w:r>
+      </w:hyperlink>
+      <w:r>
+        <w:t xml:space="preserve"> </w:t>
+      </w:r>
+      <w:r>
+        <w:t xml:space="preserve">— índice + todas las fichas, con salto de página.</w:t>
       </w:r>
     </w:p>
     <w:p>
@@ -123,7 +158,7 @@
         </w:pict>
       </w:r>
     </w:p>
-    <w:bookmarkStart w:id="9" w:name="objetivo-de-la-unidad"/>
+    <w:bookmarkStart w:id="10" w:name="objetivo-de-la-unidad"/>
     <w:p>
       <w:pPr>
         <w:pStyle w:val="Heading2"/>
@@ -195,8 +230,8 @@
         </w:pict>
       </w:r>
     </w:p>
-    <w:bookmarkEnd w:id="9"/>
-    <w:bookmarkStart w:id="13" w:name="mapa-de-la-unidad"/>
+    <w:bookmarkEnd w:id="10"/>
+    <w:bookmarkStart w:id="14" w:name="mapa-de-la-unidad"/>
     <w:p>
       <w:pPr>
         <w:pStyle w:val="Heading2"/>
@@ -262,7 +297,7 @@
             <w:pPr>
               <w:pStyle w:val="Compact"/>
             </w:pPr>
-            <w:hyperlink r:id="rId10">
+            <w:hyperlink r:id="rId11">
               <w:r>
                 <w:rPr>
                   <w:rStyle w:val="Hyperlink"/>
@@ -302,7 +337,7 @@
             <w:pPr>
               <w:pStyle w:val="Compact"/>
             </w:pPr>
-            <w:hyperlink r:id="rId11">
+            <w:hyperlink r:id="rId12">
               <w:r>
                 <w:rPr>
                   <w:rStyle w:val="Hyperlink"/>
@@ -342,7 +377,7 @@
             <w:pPr>
               <w:pStyle w:val="Compact"/>
             </w:pPr>
-            <w:hyperlink r:id="rId12">
+            <w:hyperlink r:id="rId13">
               <w:r>
                 <w:rPr>
                   <w:rStyle w:val="Hyperlink"/>
@@ -383,8 +418,8 @@
         </w:pict>
       </w:r>
     </w:p>
-    <w:bookmarkEnd w:id="13"/>
-    <w:bookmarkStart w:id="14" w:name="actividades-y-juegos-de-la-unidad"/>
+    <w:bookmarkEnd w:id="14"/>
+    <w:bookmarkStart w:id="15" w:name="actividades-y-juegos-de-la-unidad"/>
     <w:p>
       <w:pPr>
         <w:pStyle w:val="Heading2"/>
@@ -426,8 +461,8 @@
         </w:pict>
       </w:r>
     </w:p>
-    <w:bookmarkEnd w:id="14"/>
-    <w:bookmarkStart w:id="16" w:name="por-dónde-empiezo"/>
+    <w:bookmarkEnd w:id="15"/>
+    <w:bookmarkStart w:id="17" w:name="por-dónde-empiezo"/>
     <w:p>
       <w:pPr>
         <w:pStyle w:val="Heading2"/>
@@ -450,7 +485,7 @@
       <w:r>
         <w:t xml:space="preserve"> </w:t>
       </w:r>
-      <w:hyperlink r:id="rId10">
+      <w:hyperlink r:id="rId11">
         <w:r>
           <w:rPr>
             <w:rStyle w:val="Hyperlink"/>
@@ -476,7 +511,7 @@
       <w:r>
         <w:t xml:space="preserve"> </w:t>
       </w:r>
-      <w:hyperlink r:id="rId11">
+      <w:hyperlink r:id="rId12">
         <w:r>
           <w:rPr>
             <w:rStyle w:val="Hyperlink"/>
@@ -502,7 +537,7 @@
       <w:r>
         <w:t xml:space="preserve"> </w:t>
       </w:r>
-      <w:hyperlink r:id="rId10">
+      <w:hyperlink r:id="rId11">
         <w:r>
           <w:rPr>
             <w:rStyle w:val="Hyperlink"/>
@@ -529,7 +564,7 @@
         </w:rPr>
         <w:t xml:space="preserve"> </w:t>
       </w:r>
-      <w:hyperlink r:id="rId15">
+      <w:hyperlink r:id="rId16">
         <w:r>
           <w:rPr>
             <w:rStyle w:val="Hyperlink"/>
@@ -547,9 +582,9 @@
         <w:t xml:space="preserve">.</w:t>
       </w:r>
     </w:p>
-    <w:bookmarkEnd w:id="16"/>
     <w:bookmarkEnd w:id="17"/>
-    <w:bookmarkStart w:id="30" w:name="lo-que-se-ve-y-lo-que-no"/>
+    <w:bookmarkEnd w:id="18"/>
+    <w:bookmarkStart w:id="31" w:name="lo-que-se-ve-y-lo-que-no"/>
     <w:p>
       <w:pPr>
         <w:pStyle w:val="Heading1"/>
@@ -613,7 +648,7 @@
         </w:pict>
       </w:r>
     </w:p>
-    <w:bookmarkStart w:id="18" w:name="en-corto"/>
+    <w:bookmarkStart w:id="19" w:name="en-corto"/>
     <w:p>
       <w:pPr>
         <w:pStyle w:val="Heading2"/>
@@ -685,8 +720,8 @@
         </w:pict>
       </w:r>
     </w:p>
-    <w:bookmarkEnd w:id="18"/>
-    <w:bookmarkStart w:id="19" w:name="el-conflicto-no-es-enemistad"/>
+    <w:bookmarkEnd w:id="19"/>
+    <w:bookmarkStart w:id="20" w:name="el-conflicto-no-es-enemistad"/>
     <w:p>
       <w:pPr>
         <w:pStyle w:val="Heading2"/>
@@ -931,8 +966,8 @@
         </w:pict>
       </w:r>
     </w:p>
-    <w:bookmarkEnd w:id="19"/>
-    <w:bookmarkStart w:id="21" w:name="la-anatomía-del-conflicto"/>
+    <w:bookmarkEnd w:id="20"/>
+    <w:bookmarkStart w:id="22" w:name="la-anatomía-del-conflicto"/>
     <w:p>
       <w:pPr>
         <w:pStyle w:val="Heading2"/>
@@ -1147,7 +1182,7 @@
         </w:tc>
       </w:tr>
     </w:tbl>
-    <w:bookmarkStart w:id="20" w:name="Xb0dab2524a07b565ce4182ec9dc2ad95abe0c91"/>
+    <w:bookmarkStart w:id="21" w:name="Xb0dab2524a07b565ce4182ec9dc2ad95abe0c91"/>
     <w:p>
       <w:pPr>
         <w:pStyle w:val="Heading3"/>
@@ -1289,9 +1324,9 @@
         </w:pict>
       </w:r>
     </w:p>
-    <w:bookmarkEnd w:id="20"/>
     <w:bookmarkEnd w:id="21"/>
-    <w:bookmarkStart w:id="22" w:name="Xc3284d3ab959228337bd5fb515fd8519d15c8f0"/>
+    <w:bookmarkEnd w:id="22"/>
+    <w:bookmarkStart w:id="23" w:name="Xc3284d3ab959228337bd5fb515fd8519d15c8f0"/>
     <w:p>
       <w:pPr>
         <w:pStyle w:val="Heading2"/>
@@ -1713,8 +1748,8 @@
         </w:pict>
       </w:r>
     </w:p>
-    <w:bookmarkEnd w:id="22"/>
-    <w:bookmarkStart w:id="23" w:name="tu-análisis-del-iceberg"/>
+    <w:bookmarkEnd w:id="23"/>
+    <w:bookmarkStart w:id="24" w:name="tu-análisis-del-iceberg"/>
     <w:p>
       <w:pPr>
         <w:pStyle w:val="Heading2"/>
@@ -1796,8 +1831,8 @@
         <w:t xml:space="preserve">🏫 Grupo:</w:t>
       </w:r>
     </w:p>
-    <w:bookmarkEnd w:id="23"/>
-    <w:bookmarkStart w:id="24" w:name="a-por-ellos"/>
+    <w:bookmarkEnd w:id="24"/>
+    <w:bookmarkStart w:id="25" w:name="a-por-ellos"/>
     <w:p>
       <w:pPr>
         <w:pStyle w:val="Heading2"/>
@@ -2317,8 +2352,8 @@
         </w:pict>
       </w:r>
     </w:p>
-    <w:bookmarkEnd w:id="24"/>
-    <w:bookmarkStart w:id="25" w:name="X3c7dfd39a980c46e75a00552af77f77683ba4e9"/>
+    <w:bookmarkEnd w:id="25"/>
+    <w:bookmarkStart w:id="26" w:name="X3c7dfd39a980c46e75a00552af77f77683ba4e9"/>
     <w:p>
       <w:pPr>
         <w:pStyle w:val="Heading2"/>
@@ -2433,8 +2468,8 @@
         </w:pict>
       </w:r>
     </w:p>
-    <w:bookmarkEnd w:id="25"/>
-    <w:bookmarkStart w:id="26" w:name="soluciones-y-pistas"/>
+    <w:bookmarkEnd w:id="26"/>
+    <w:bookmarkStart w:id="27" w:name="soluciones-y-pistas"/>
     <w:p>
       <w:pPr>
         <w:pStyle w:val="Heading2"/>
@@ -2563,8 +2598,8 @@
         </w:pict>
       </w:r>
     </w:p>
-    <w:bookmarkEnd w:id="26"/>
-    <w:bookmarkStart w:id="27" w:name="resumen-en-3-frases"/>
+    <w:bookmarkEnd w:id="27"/>
+    <w:bookmarkStart w:id="28" w:name="resumen-en-3-frases"/>
     <w:p>
       <w:pPr>
         <w:pStyle w:val="Heading2"/>
@@ -2616,8 +2651,8 @@
         </w:pict>
       </w:r>
     </w:p>
-    <w:bookmarkEnd w:id="27"/>
-    <w:bookmarkStart w:id="29" w:name="vocabulario-rápido"/>
+    <w:bookmarkEnd w:id="28"/>
+    <w:bookmarkStart w:id="30" w:name="vocabulario-rápido"/>
     <w:p>
       <w:pPr>
         <w:pStyle w:val="Heading2"/>
@@ -2731,7 +2766,7 @@
       <w:r>
         <w:t xml:space="preserve"> </w:t>
       </w:r>
-      <w:hyperlink r:id="rId28">
+      <w:hyperlink r:id="rId29">
         <w:r>
           <w:rPr>
             <w:rStyle w:val="Hyperlink"/>
@@ -2758,7 +2793,7 @@
       <w:r>
         <w:t xml:space="preserve"> </w:t>
       </w:r>
-      <w:hyperlink r:id="rId28">
+      <w:hyperlink r:id="rId29">
         <w:r>
           <w:rPr>
             <w:rStyle w:val="Hyperlink"/>
@@ -2785,7 +2820,7 @@
       <w:r>
         <w:t xml:space="preserve"> </w:t>
       </w:r>
-      <w:hyperlink r:id="rId11">
+      <w:hyperlink r:id="rId12">
         <w:r>
           <w:rPr>
             <w:rStyle w:val="Hyperlink"/>
@@ -2794,9 +2829,9 @@
         </w:r>
       </w:hyperlink>
     </w:p>
-    <w:bookmarkEnd w:id="29"/>
     <w:bookmarkEnd w:id="30"/>
-    <w:bookmarkStart w:id="41" w:name="resolución-paso-a-paso"/>
+    <w:bookmarkEnd w:id="31"/>
+    <w:bookmarkStart w:id="42" w:name="resolución-paso-a-paso"/>
     <w:p>
       <w:pPr>
         <w:pStyle w:val="Heading1"/>
@@ -2860,7 +2895,7 @@
         </w:pict>
       </w:r>
     </w:p>
-    <w:bookmarkStart w:id="31" w:name="en-corto-1"/>
+    <w:bookmarkStart w:id="32" w:name="en-corto-1"/>
     <w:p>
       <w:pPr>
         <w:pStyle w:val="Heading2"/>
@@ -2929,8 +2964,8 @@
         </w:pict>
       </w:r>
     </w:p>
-    <w:bookmarkEnd w:id="31"/>
-    <w:bookmarkStart w:id="32" w:name="un-método-que-cabe-en-5-minutos"/>
+    <w:bookmarkEnd w:id="32"/>
+    <w:bookmarkStart w:id="33" w:name="un-método-que-cabe-en-5-minutos"/>
     <w:p>
       <w:pPr>
         <w:pStyle w:val="Heading2"/>
@@ -3108,8 +3143,8 @@
         </w:pict>
       </w:r>
     </w:p>
-    <w:bookmarkEnd w:id="32"/>
-    <w:bookmarkStart w:id="33" w:name="la-resolución-en-5-pasos"/>
+    <w:bookmarkEnd w:id="33"/>
+    <w:bookmarkStart w:id="34" w:name="la-resolución-en-5-pasos"/>
     <w:p>
       <w:pPr>
         <w:pStyle w:val="Heading2"/>
@@ -3505,8 +3540,8 @@
         </w:pict>
       </w:r>
     </w:p>
-    <w:bookmarkEnd w:id="33"/>
-    <w:bookmarkStart w:id="34" w:name="la-mediación-de-4-turnos"/>
+    <w:bookmarkEnd w:id="34"/>
+    <w:bookmarkStart w:id="35" w:name="la-mediación-de-4-turnos"/>
     <w:p>
       <w:pPr>
         <w:pStyle w:val="Heading2"/>
@@ -3945,8 +3980,8 @@
         </w:pict>
       </w:r>
     </w:p>
-    <w:bookmarkEnd w:id="34"/>
-    <w:bookmarkStart w:id="35" w:name="tu-caso-con-el-método"/>
+    <w:bookmarkEnd w:id="35"/>
+    <w:bookmarkStart w:id="36" w:name="tu-caso-con-el-método"/>
     <w:p>
       <w:pPr>
         <w:pStyle w:val="Heading2"/>
@@ -4055,8 +4090,8 @@
         <w:t xml:space="preserve">🏫 Grupo:</w:t>
       </w:r>
     </w:p>
-    <w:bookmarkEnd w:id="35"/>
-    <w:bookmarkStart w:id="36" w:name="a-por-ellos-1"/>
+    <w:bookmarkEnd w:id="36"/>
+    <w:bookmarkStart w:id="37" w:name="a-por-ellos-1"/>
     <w:p>
       <w:pPr>
         <w:pStyle w:val="Heading2"/>
@@ -4583,8 +4618,8 @@
         </w:pict>
       </w:r>
     </w:p>
-    <w:bookmarkEnd w:id="36"/>
-    <w:bookmarkStart w:id="37" w:name="mini-dinámica-el-cartero-5-min"/>
+    <w:bookmarkEnd w:id="37"/>
+    <w:bookmarkStart w:id="38" w:name="mini-dinámica-el-cartero-5-min"/>
     <w:p>
       <w:pPr>
         <w:pStyle w:val="Heading2"/>
@@ -4679,8 +4714,8 @@
         </w:pict>
       </w:r>
     </w:p>
-    <w:bookmarkEnd w:id="37"/>
-    <w:bookmarkStart w:id="38" w:name="soluciones-y-pistas-1"/>
+    <w:bookmarkEnd w:id="38"/>
+    <w:bookmarkStart w:id="39" w:name="soluciones-y-pistas-1"/>
     <w:p>
       <w:pPr>
         <w:pStyle w:val="Heading2"/>
@@ -4818,8 +4853,8 @@
         </w:pict>
       </w:r>
     </w:p>
-    <w:bookmarkEnd w:id="38"/>
-    <w:bookmarkStart w:id="39" w:name="resumen-en-3-frases-1"/>
+    <w:bookmarkEnd w:id="39"/>
+    <w:bookmarkStart w:id="40" w:name="resumen-en-3-frases-1"/>
     <w:p>
       <w:pPr>
         <w:pStyle w:val="Heading2"/>
@@ -4871,8 +4906,8 @@
         </w:pict>
       </w:r>
     </w:p>
-    <w:bookmarkEnd w:id="39"/>
-    <w:bookmarkStart w:id="40" w:name="vocabulario-rápido-1"/>
+    <w:bookmarkEnd w:id="40"/>
+    <w:bookmarkStart w:id="41" w:name="vocabulario-rápido-1"/>
     <w:p>
       <w:pPr>
         <w:pStyle w:val="Heading2"/>
@@ -4986,7 +5021,7 @@
       <w:r>
         <w:t xml:space="preserve"> </w:t>
       </w:r>
-      <w:hyperlink r:id="rId28">
+      <w:hyperlink r:id="rId29">
         <w:r>
           <w:rPr>
             <w:rStyle w:val="Hyperlink"/>
@@ -5013,7 +5048,7 @@
       <w:r>
         <w:t xml:space="preserve"> </w:t>
       </w:r>
-      <w:hyperlink r:id="rId10">
+      <w:hyperlink r:id="rId11">
         <w:r>
           <w:rPr>
             <w:rStyle w:val="Hyperlink"/>
@@ -5040,7 +5075,7 @@
       <w:r>
         <w:t xml:space="preserve"> </w:t>
       </w:r>
-      <w:hyperlink r:id="rId12">
+      <w:hyperlink r:id="rId13">
         <w:r>
           <w:rPr>
             <w:rStyle w:val="Hyperlink"/>
@@ -5049,9 +5084,9 @@
         </w:r>
       </w:hyperlink>
     </w:p>
-    <w:bookmarkEnd w:id="40"/>
     <w:bookmarkEnd w:id="41"/>
-    <w:bookmarkStart w:id="52" w:name="juegos-y-retos"/>
+    <w:bookmarkEnd w:id="42"/>
+    <w:bookmarkStart w:id="53" w:name="juegos-y-retos"/>
     <w:p>
       <w:pPr>
         <w:pStyle w:val="Heading1"/>
@@ -5115,7 +5150,7 @@
         </w:pict>
       </w:r>
     </w:p>
-    <w:bookmarkStart w:id="42" w:name="en-corto-2"/>
+    <w:bookmarkStart w:id="43" w:name="en-corto-2"/>
     <w:p>
       <w:pPr>
         <w:pStyle w:val="Heading2"/>
@@ -5139,8 +5174,8 @@
         </w:pict>
       </w:r>
     </w:p>
-    <w:bookmarkEnd w:id="42"/>
-    <w:bookmarkStart w:id="43" w:name="el-fail-de-dani-el-mediador-no-invitado"/>
+    <w:bookmarkEnd w:id="43"/>
+    <w:bookmarkStart w:id="44" w:name="el-fail-de-dani-el-mediador-no-invitado"/>
     <w:p>
       <w:pPr>
         <w:pStyle w:val="Heading2"/>
@@ -5337,8 +5372,8 @@
         </w:pict>
       </w:r>
     </w:p>
-    <w:bookmarkEnd w:id="43"/>
-    <w:bookmarkStart w:id="44" w:name="Xd86297fbc1b607fb498f2bb080cfc5e47319377"/>
+    <w:bookmarkEnd w:id="44"/>
+    <w:bookmarkStart w:id="45" w:name="Xd86297fbc1b607fb498f2bb080cfc5e47319377"/>
     <w:p>
       <w:pPr>
         <w:pStyle w:val="Heading2"/>
@@ -5619,8 +5654,8 @@
         </w:pict>
       </w:r>
     </w:p>
-    <w:bookmarkEnd w:id="44"/>
-    <w:bookmarkStart w:id="45" w:name="reto-mental"/>
+    <w:bookmarkEnd w:id="45"/>
+    <w:bookmarkStart w:id="46" w:name="reto-mental"/>
     <w:p>
       <w:pPr>
         <w:pStyle w:val="Heading2"/>
@@ -5918,8 +5953,8 @@
         </w:pict>
       </w:r>
     </w:p>
-    <w:bookmarkEnd w:id="45"/>
-    <w:bookmarkStart w:id="46" w:name="Xcfd468cbd42cc4c646b490aaf77e7002a337f68"/>
+    <w:bookmarkEnd w:id="46"/>
+    <w:bookmarkStart w:id="47" w:name="Xcfd468cbd42cc4c646b490aaf77e7002a337f68"/>
     <w:p>
       <w:pPr>
         <w:pStyle w:val="Heading2"/>
@@ -6325,8 +6360,8 @@
         <w:t xml:space="preserve">🏫 Grupo:</w:t>
       </w:r>
     </w:p>
-    <w:bookmarkEnd w:id="46"/>
-    <w:bookmarkStart w:id="47" w:name="a-por-ellos-2"/>
+    <w:bookmarkEnd w:id="47"/>
+    <w:bookmarkStart w:id="48" w:name="a-por-ellos-2"/>
     <w:p>
       <w:pPr>
         <w:pStyle w:val="Heading2"/>
@@ -6672,8 +6707,8 @@
         </w:pict>
       </w:r>
     </w:p>
-    <w:bookmarkEnd w:id="47"/>
-    <w:bookmarkStart w:id="48" w:name="mini-dinámica-el-puente-relámpago-5-min"/>
+    <w:bookmarkEnd w:id="48"/>
+    <w:bookmarkStart w:id="49" w:name="mini-dinámica-el-puente-relámpago-5-min"/>
     <w:p>
       <w:pPr>
         <w:pStyle w:val="Heading2"/>
@@ -6770,8 +6805,8 @@
         </w:pict>
       </w:r>
     </w:p>
-    <w:bookmarkEnd w:id="48"/>
-    <w:bookmarkStart w:id="49" w:name="soluciones-y-pistas-2"/>
+    <w:bookmarkEnd w:id="49"/>
+    <w:bookmarkStart w:id="50" w:name="soluciones-y-pistas-2"/>
     <w:p>
       <w:pPr>
         <w:pStyle w:val="Heading2"/>
@@ -6884,8 +6919,8 @@
         </w:pict>
       </w:r>
     </w:p>
-    <w:bookmarkEnd w:id="49"/>
-    <w:bookmarkStart w:id="50" w:name="resumen-en-3-frases-2"/>
+    <w:bookmarkEnd w:id="50"/>
+    <w:bookmarkStart w:id="51" w:name="resumen-en-3-frases-2"/>
     <w:p>
       <w:pPr>
         <w:pStyle w:val="Heading2"/>
@@ -6937,8 +6972,8 @@
         </w:pict>
       </w:r>
     </w:p>
-    <w:bookmarkEnd w:id="50"/>
-    <w:bookmarkStart w:id="51" w:name="vocabulario-rápido-2"/>
+    <w:bookmarkEnd w:id="51"/>
+    <w:bookmarkStart w:id="52" w:name="vocabulario-rápido-2"/>
     <w:p>
       <w:pPr>
         <w:pStyle w:val="Heading2"/>
@@ -7052,7 +7087,7 @@
       <w:r>
         <w:t xml:space="preserve"> </w:t>
       </w:r>
-      <w:hyperlink r:id="rId28">
+      <w:hyperlink r:id="rId29">
         <w:r>
           <w:rPr>
             <w:rStyle w:val="Hyperlink"/>
@@ -7079,7 +7114,7 @@
       <w:r>
         <w:t xml:space="preserve"> </w:t>
       </w:r>
-      <w:hyperlink r:id="rId11">
+      <w:hyperlink r:id="rId12">
         <w:r>
           <w:rPr>
             <w:rStyle w:val="Hyperlink"/>
@@ -7106,7 +7141,7 @@
       <w:r>
         <w:t xml:space="preserve"> </w:t>
       </w:r>
-      <w:hyperlink r:id="rId15">
+      <w:hyperlink r:id="rId16">
         <w:r>
           <w:rPr>
             <w:rStyle w:val="Hyperlink"/>
@@ -7115,8 +7150,8 @@
         </w:r>
       </w:hyperlink>
     </w:p>
-    <w:bookmarkEnd w:id="51"/>
     <w:bookmarkEnd w:id="52"/>
+    <w:bookmarkEnd w:id="53"/>
     <w:sectPr>
       <w:footnotePr>
         <w:numRestart w:val="eachSect"/>

--- a/docx/07-conflicto-modo-sabio/07-conflicto-modo-sabio.docx
+++ b/docx/07-conflicto-modo-sabio/07-conflicto-modo-sabio.docx
@@ -584,7 +584,7 @@
     </w:p>
     <w:bookmarkEnd w:id="17"/>
     <w:bookmarkEnd w:id="18"/>
-    <w:bookmarkStart w:id="31" w:name="lo-que-se-ve-y-lo-que-no"/>
+    <w:bookmarkStart w:id="34" w:name="lo-que-se-ve-y-lo-que-no"/>
     <w:p>
       <w:pPr>
         <w:pStyle w:val="Heading1"/>
@@ -967,7 +967,7 @@
       </w:r>
     </w:p>
     <w:bookmarkEnd w:id="20"/>
-    <w:bookmarkStart w:id="22" w:name="la-anatomía-del-conflicto"/>
+    <w:bookmarkStart w:id="25" w:name="la-anatomía-del-conflicto"/>
     <w:p>
       <w:pPr>
         <w:pStyle w:val="Heading2"/>
@@ -978,12 +978,54 @@
     </w:p>
     <w:p>
       <w:pPr>
-        <w:pStyle w:val="FirstParagraph"/>
-      </w:pPr>
-    </w:p>
-    <w:p>
-      <w:pPr>
-        <w:pStyle w:val="BodyText"/>
+        <w:pStyle w:val="CaptionedFigure"/>
+      </w:pPr>
+      <w:r>
+        <w:drawing>
+          <wp:inline>
+            <wp:extent cx="5334000" cy="2738120"/>
+            <wp:effectExtent b="0" l="0" r="0" t="0"/>
+            <wp:docPr descr="🧊 El iceberg — la superficie pica, el centro resuelve" title="" id="22" name="Picture"/>
+            <a:graphic>
+              <a:graphicData uri="http://schemas.openxmlformats.org/drawingml/2006/picture">
+                <pic:pic>
+                  <pic:nvPicPr>
+                    <pic:cNvPr descr="public/img/07-conflicto-modo-sabio/01-iceberg-conflicto.png" id="23" name="Picture"/>
+                    <pic:cNvPicPr>
+                      <a:picLocks noChangeArrowheads="1" noChangeAspect="1"/>
+                    </pic:cNvPicPr>
+                  </pic:nvPicPr>
+                  <pic:blipFill>
+                    <a:blip r:embed="rId21"/>
+                    <a:stretch>
+                      <a:fillRect/>
+                    </a:stretch>
+                  </pic:blipFill>
+                  <pic:spPr bwMode="auto">
+                    <a:xfrm>
+                      <a:off x="0" y="0"/>
+                      <a:ext cx="5334000" cy="2738120"/>
+                    </a:xfrm>
+                    <a:prstGeom prst="rect">
+                      <a:avLst/>
+                    </a:prstGeom>
+                    <a:noFill/>
+                    <a:ln w="9525">
+                      <a:noFill/>
+                      <a:headEnd/>
+                      <a:tailEnd/>
+                    </a:ln>
+                  </pic:spPr>
+                </pic:pic>
+              </a:graphicData>
+            </a:graphic>
+          </wp:inline>
+        </w:drawing>
+      </w:r>
+    </w:p>
+    <w:p>
+      <w:pPr>
+        <w:pStyle w:val="ImageCaption"/>
       </w:pPr>
       <w:r>
         <w:t xml:space="preserve">🧊 El iceberg — la superficie pica, el centro resuelve</w:t>
@@ -1182,7 +1224,7 @@
         </w:tc>
       </w:tr>
     </w:tbl>
-    <w:bookmarkStart w:id="21" w:name="Xb0dab2524a07b565ce4182ec9dc2ad95abe0c91"/>
+    <w:bookmarkStart w:id="24" w:name="Xb0dab2524a07b565ce4182ec9dc2ad95abe0c91"/>
     <w:p>
       <w:pPr>
         <w:pStyle w:val="Heading3"/>
@@ -1324,9 +1366,9 @@
         </w:pict>
       </w:r>
     </w:p>
-    <w:bookmarkEnd w:id="21"/>
-    <w:bookmarkEnd w:id="22"/>
-    <w:bookmarkStart w:id="23" w:name="Xc3284d3ab959228337bd5fb515fd8519d15c8f0"/>
+    <w:bookmarkEnd w:id="24"/>
+    <w:bookmarkEnd w:id="25"/>
+    <w:bookmarkStart w:id="26" w:name="Xc3284d3ab959228337bd5fb515fd8519d15c8f0"/>
     <w:p>
       <w:pPr>
         <w:pStyle w:val="Heading2"/>
@@ -1748,8 +1790,8 @@
         </w:pict>
       </w:r>
     </w:p>
-    <w:bookmarkEnd w:id="23"/>
-    <w:bookmarkStart w:id="24" w:name="tu-análisis-del-iceberg"/>
+    <w:bookmarkEnd w:id="26"/>
+    <w:bookmarkStart w:id="27" w:name="tu-análisis-del-iceberg"/>
     <w:p>
       <w:pPr>
         <w:pStyle w:val="Heading2"/>
@@ -1831,8 +1873,8 @@
         <w:t xml:space="preserve">🏫 Grupo:</w:t>
       </w:r>
     </w:p>
-    <w:bookmarkEnd w:id="24"/>
-    <w:bookmarkStart w:id="25" w:name="a-por-ellos"/>
+    <w:bookmarkEnd w:id="27"/>
+    <w:bookmarkStart w:id="28" w:name="a-por-ellos"/>
     <w:p>
       <w:pPr>
         <w:pStyle w:val="Heading2"/>
@@ -2352,8 +2394,8 @@
         </w:pict>
       </w:r>
     </w:p>
-    <w:bookmarkEnd w:id="25"/>
-    <w:bookmarkStart w:id="26" w:name="X3c7dfd39a980c46e75a00552af77f77683ba4e9"/>
+    <w:bookmarkEnd w:id="28"/>
+    <w:bookmarkStart w:id="29" w:name="X3c7dfd39a980c46e75a00552af77f77683ba4e9"/>
     <w:p>
       <w:pPr>
         <w:pStyle w:val="Heading2"/>
@@ -2468,8 +2510,8 @@
         </w:pict>
       </w:r>
     </w:p>
-    <w:bookmarkEnd w:id="26"/>
-    <w:bookmarkStart w:id="27" w:name="soluciones-y-pistas"/>
+    <w:bookmarkEnd w:id="29"/>
+    <w:bookmarkStart w:id="30" w:name="soluciones-y-pistas"/>
     <w:p>
       <w:pPr>
         <w:pStyle w:val="Heading2"/>
@@ -2598,8 +2640,8 @@
         </w:pict>
       </w:r>
     </w:p>
-    <w:bookmarkEnd w:id="27"/>
-    <w:bookmarkStart w:id="28" w:name="resumen-en-3-frases"/>
+    <w:bookmarkEnd w:id="30"/>
+    <w:bookmarkStart w:id="31" w:name="resumen-en-3-frases"/>
     <w:p>
       <w:pPr>
         <w:pStyle w:val="Heading2"/>
@@ -2651,8 +2693,8 @@
         </w:pict>
       </w:r>
     </w:p>
-    <w:bookmarkEnd w:id="28"/>
-    <w:bookmarkStart w:id="30" w:name="vocabulario-rápido"/>
+    <w:bookmarkEnd w:id="31"/>
+    <w:bookmarkStart w:id="33" w:name="vocabulario-rápido"/>
     <w:p>
       <w:pPr>
         <w:pStyle w:val="Heading2"/>
@@ -2766,7 +2808,7 @@
       <w:r>
         <w:t xml:space="preserve"> </w:t>
       </w:r>
-      <w:hyperlink r:id="rId29">
+      <w:hyperlink r:id="rId32">
         <w:r>
           <w:rPr>
             <w:rStyle w:val="Hyperlink"/>
@@ -2793,7 +2835,7 @@
       <w:r>
         <w:t xml:space="preserve"> </w:t>
       </w:r>
-      <w:hyperlink r:id="rId29">
+      <w:hyperlink r:id="rId32">
         <w:r>
           <w:rPr>
             <w:rStyle w:val="Hyperlink"/>
@@ -2829,9 +2871,9 @@
         </w:r>
       </w:hyperlink>
     </w:p>
-    <w:bookmarkEnd w:id="30"/>
-    <w:bookmarkEnd w:id="31"/>
-    <w:bookmarkStart w:id="42" w:name="resolución-paso-a-paso"/>
+    <w:bookmarkEnd w:id="33"/>
+    <w:bookmarkEnd w:id="34"/>
+    <w:bookmarkStart w:id="48" w:name="resolución-paso-a-paso"/>
     <w:p>
       <w:pPr>
         <w:pStyle w:val="Heading1"/>
@@ -2895,7 +2937,7 @@
         </w:pict>
       </w:r>
     </w:p>
-    <w:bookmarkStart w:id="32" w:name="en-corto-1"/>
+    <w:bookmarkStart w:id="35" w:name="en-corto-1"/>
     <w:p>
       <w:pPr>
         <w:pStyle w:val="Heading2"/>
@@ -2964,8 +3006,8 @@
         </w:pict>
       </w:r>
     </w:p>
-    <w:bookmarkEnd w:id="32"/>
-    <w:bookmarkStart w:id="33" w:name="un-método-que-cabe-en-5-minutos"/>
+    <w:bookmarkEnd w:id="35"/>
+    <w:bookmarkStart w:id="36" w:name="un-método-que-cabe-en-5-minutos"/>
     <w:p>
       <w:pPr>
         <w:pStyle w:val="Heading2"/>
@@ -3143,8 +3185,8 @@
         </w:pict>
       </w:r>
     </w:p>
-    <w:bookmarkEnd w:id="33"/>
-    <w:bookmarkStart w:id="34" w:name="la-resolución-en-5-pasos"/>
+    <w:bookmarkEnd w:id="36"/>
+    <w:bookmarkStart w:id="40" w:name="la-resolución-en-5-pasos"/>
     <w:p>
       <w:pPr>
         <w:pStyle w:val="Heading2"/>
@@ -3155,12 +3197,54 @@
     </w:p>
     <w:p>
       <w:pPr>
-        <w:pStyle w:val="FirstParagraph"/>
-      </w:pPr>
-    </w:p>
-    <w:p>
-      <w:pPr>
-        <w:pStyle w:val="BodyText"/>
+        <w:pStyle w:val="CaptionedFigure"/>
+      </w:pPr>
+      <w:r>
+        <w:drawing>
+          <wp:inline>
+            <wp:extent cx="5334000" cy="2311400"/>
+            <wp:effectExtent b="0" l="0" r="0" t="0"/>
+            <wp:docPr descr="🌉 Los 5 pasos — y la mediación si no sale" title="" id="38" name="Picture"/>
+            <a:graphic>
+              <a:graphicData uri="http://schemas.openxmlformats.org/drawingml/2006/picture">
+                <pic:pic>
+                  <pic:nvPicPr>
+                    <pic:cNvPr descr="public/img/07-conflicto-modo-sabio/02-cinco-pasos.png" id="39" name="Picture"/>
+                    <pic:cNvPicPr>
+                      <a:picLocks noChangeArrowheads="1" noChangeAspect="1"/>
+                    </pic:cNvPicPr>
+                  </pic:nvPicPr>
+                  <pic:blipFill>
+                    <a:blip r:embed="rId37"/>
+                    <a:stretch>
+                      <a:fillRect/>
+                    </a:stretch>
+                  </pic:blipFill>
+                  <pic:spPr bwMode="auto">
+                    <a:xfrm>
+                      <a:off x="0" y="0"/>
+                      <a:ext cx="5334000" cy="2311400"/>
+                    </a:xfrm>
+                    <a:prstGeom prst="rect">
+                      <a:avLst/>
+                    </a:prstGeom>
+                    <a:noFill/>
+                    <a:ln w="9525">
+                      <a:noFill/>
+                      <a:headEnd/>
+                      <a:tailEnd/>
+                    </a:ln>
+                  </pic:spPr>
+                </pic:pic>
+              </a:graphicData>
+            </a:graphic>
+          </wp:inline>
+        </w:drawing>
+      </w:r>
+    </w:p>
+    <w:p>
+      <w:pPr>
+        <w:pStyle w:val="ImageCaption"/>
       </w:pPr>
       <w:r>
         <w:t xml:space="preserve">🌉 Los 5 pasos — y la mediación si no sale</w:t>
@@ -3540,8 +3624,8 @@
         </w:pict>
       </w:r>
     </w:p>
-    <w:bookmarkEnd w:id="34"/>
-    <w:bookmarkStart w:id="35" w:name="la-mediación-de-4-turnos"/>
+    <w:bookmarkEnd w:id="40"/>
+    <w:bookmarkStart w:id="41" w:name="la-mediación-de-4-turnos"/>
     <w:p>
       <w:pPr>
         <w:pStyle w:val="Heading2"/>
@@ -3980,8 +4064,8 @@
         </w:pict>
       </w:r>
     </w:p>
-    <w:bookmarkEnd w:id="35"/>
-    <w:bookmarkStart w:id="36" w:name="tu-caso-con-el-método"/>
+    <w:bookmarkEnd w:id="41"/>
+    <w:bookmarkStart w:id="42" w:name="tu-caso-con-el-método"/>
     <w:p>
       <w:pPr>
         <w:pStyle w:val="Heading2"/>
@@ -4090,8 +4174,8 @@
         <w:t xml:space="preserve">🏫 Grupo:</w:t>
       </w:r>
     </w:p>
-    <w:bookmarkEnd w:id="36"/>
-    <w:bookmarkStart w:id="37" w:name="a-por-ellos-1"/>
+    <w:bookmarkEnd w:id="42"/>
+    <w:bookmarkStart w:id="43" w:name="a-por-ellos-1"/>
     <w:p>
       <w:pPr>
         <w:pStyle w:val="Heading2"/>
@@ -4618,8 +4702,8 @@
         </w:pict>
       </w:r>
     </w:p>
-    <w:bookmarkEnd w:id="37"/>
-    <w:bookmarkStart w:id="38" w:name="mini-dinámica-el-cartero-5-min"/>
+    <w:bookmarkEnd w:id="43"/>
+    <w:bookmarkStart w:id="44" w:name="mini-dinámica-el-cartero-5-min"/>
     <w:p>
       <w:pPr>
         <w:pStyle w:val="Heading2"/>
@@ -4714,8 +4798,8 @@
         </w:pict>
       </w:r>
     </w:p>
-    <w:bookmarkEnd w:id="38"/>
-    <w:bookmarkStart w:id="39" w:name="soluciones-y-pistas-1"/>
+    <w:bookmarkEnd w:id="44"/>
+    <w:bookmarkStart w:id="45" w:name="soluciones-y-pistas-1"/>
     <w:p>
       <w:pPr>
         <w:pStyle w:val="Heading2"/>
@@ -4853,8 +4937,8 @@
         </w:pict>
       </w:r>
     </w:p>
-    <w:bookmarkEnd w:id="39"/>
-    <w:bookmarkStart w:id="40" w:name="resumen-en-3-frases-1"/>
+    <w:bookmarkEnd w:id="45"/>
+    <w:bookmarkStart w:id="46" w:name="resumen-en-3-frases-1"/>
     <w:p>
       <w:pPr>
         <w:pStyle w:val="Heading2"/>
@@ -4906,8 +4990,8 @@
         </w:pict>
       </w:r>
     </w:p>
-    <w:bookmarkEnd w:id="40"/>
-    <w:bookmarkStart w:id="41" w:name="vocabulario-rápido-1"/>
+    <w:bookmarkEnd w:id="46"/>
+    <w:bookmarkStart w:id="47" w:name="vocabulario-rápido-1"/>
     <w:p>
       <w:pPr>
         <w:pStyle w:val="Heading2"/>
@@ -5021,7 +5105,7 @@
       <w:r>
         <w:t xml:space="preserve"> </w:t>
       </w:r>
-      <w:hyperlink r:id="rId29">
+      <w:hyperlink r:id="rId32">
         <w:r>
           <w:rPr>
             <w:rStyle w:val="Hyperlink"/>
@@ -5084,9 +5168,9 @@
         </w:r>
       </w:hyperlink>
     </w:p>
-    <w:bookmarkEnd w:id="41"/>
-    <w:bookmarkEnd w:id="42"/>
-    <w:bookmarkStart w:id="53" w:name="juegos-y-retos"/>
+    <w:bookmarkEnd w:id="47"/>
+    <w:bookmarkEnd w:id="48"/>
+    <w:bookmarkStart w:id="62" w:name="juegos-y-retos"/>
     <w:p>
       <w:pPr>
         <w:pStyle w:val="Heading1"/>
@@ -5150,7 +5234,7 @@
         </w:pict>
       </w:r>
     </w:p>
-    <w:bookmarkStart w:id="43" w:name="en-corto-2"/>
+    <w:bookmarkStart w:id="49" w:name="en-corto-2"/>
     <w:p>
       <w:pPr>
         <w:pStyle w:val="Heading2"/>
@@ -5174,8 +5258,8 @@
         </w:pict>
       </w:r>
     </w:p>
-    <w:bookmarkEnd w:id="43"/>
-    <w:bookmarkStart w:id="44" w:name="el-fail-de-dani-el-mediador-no-invitado"/>
+    <w:bookmarkEnd w:id="49"/>
+    <w:bookmarkStart w:id="50" w:name="el-fail-de-dani-el-mediador-no-invitado"/>
     <w:p>
       <w:pPr>
         <w:pStyle w:val="Heading2"/>
@@ -5372,8 +5456,8 @@
         </w:pict>
       </w:r>
     </w:p>
-    <w:bookmarkEnd w:id="44"/>
-    <w:bookmarkStart w:id="45" w:name="Xd86297fbc1b607fb498f2bb080cfc5e47319377"/>
+    <w:bookmarkEnd w:id="50"/>
+    <w:bookmarkStart w:id="51" w:name="Xd86297fbc1b607fb498f2bb080cfc5e47319377"/>
     <w:p>
       <w:pPr>
         <w:pStyle w:val="Heading2"/>
@@ -5654,8 +5738,8 @@
         </w:pict>
       </w:r>
     </w:p>
-    <w:bookmarkEnd w:id="45"/>
-    <w:bookmarkStart w:id="46" w:name="reto-mental"/>
+    <w:bookmarkEnd w:id="51"/>
+    <w:bookmarkStart w:id="52" w:name="reto-mental"/>
     <w:p>
       <w:pPr>
         <w:pStyle w:val="Heading2"/>
@@ -5953,8 +6037,8 @@
         </w:pict>
       </w:r>
     </w:p>
-    <w:bookmarkEnd w:id="46"/>
-    <w:bookmarkStart w:id="47" w:name="Xcfd468cbd42cc4c646b490aaf77e7002a337f68"/>
+    <w:bookmarkEnd w:id="52"/>
+    <w:bookmarkStart w:id="56" w:name="Xcfd468cbd42cc4c646b490aaf77e7002a337f68"/>
     <w:p>
       <w:pPr>
         <w:pStyle w:val="Heading2"/>
@@ -5965,12 +6049,54 @@
     </w:p>
     <w:p>
       <w:pPr>
-        <w:pStyle w:val="FirstParagraph"/>
-      </w:pPr>
-    </w:p>
-    <w:p>
-      <w:pPr>
-        <w:pStyle w:val="BodyText"/>
+        <w:pStyle w:val="CaptionedFigure"/>
+      </w:pPr>
+      <w:r>
+        <w:drawing>
+          <wp:inline>
+            <wp:extent cx="5334000" cy="1955800"/>
+            <wp:effectExtent b="0" l="0" r="0" t="0"/>
+            <wp:docPr descr="🌉 El puente — de los dos, con fecha" title="" id="54" name="Picture"/>
+            <a:graphic>
+              <a:graphicData uri="http://schemas.openxmlformats.org/drawingml/2006/picture">
+                <pic:pic>
+                  <pic:nvPicPr>
+                    <pic:cNvPr descr="public/img/07-conflicto-modo-sabio/03-puente-acuerdos.png" id="55" name="Picture"/>
+                    <pic:cNvPicPr>
+                      <a:picLocks noChangeArrowheads="1" noChangeAspect="1"/>
+                    </pic:cNvPicPr>
+                  </pic:nvPicPr>
+                  <pic:blipFill>
+                    <a:blip r:embed="rId53"/>
+                    <a:stretch>
+                      <a:fillRect/>
+                    </a:stretch>
+                  </pic:blipFill>
+                  <pic:spPr bwMode="auto">
+                    <a:xfrm>
+                      <a:off x="0" y="0"/>
+                      <a:ext cx="5334000" cy="1955800"/>
+                    </a:xfrm>
+                    <a:prstGeom prst="rect">
+                      <a:avLst/>
+                    </a:prstGeom>
+                    <a:noFill/>
+                    <a:ln w="9525">
+                      <a:noFill/>
+                      <a:headEnd/>
+                      <a:tailEnd/>
+                    </a:ln>
+                  </pic:spPr>
+                </pic:pic>
+              </a:graphicData>
+            </a:graphic>
+          </wp:inline>
+        </w:drawing>
+      </w:r>
+    </w:p>
+    <w:p>
+      <w:pPr>
+        <w:pStyle w:val="ImageCaption"/>
       </w:pPr>
       <w:r>
         <w:t xml:space="preserve">🌉 El puente — de los dos, con fecha</w:t>
@@ -6360,8 +6486,8 @@
         <w:t xml:space="preserve">🏫 Grupo:</w:t>
       </w:r>
     </w:p>
-    <w:bookmarkEnd w:id="47"/>
-    <w:bookmarkStart w:id="48" w:name="a-por-ellos-2"/>
+    <w:bookmarkEnd w:id="56"/>
+    <w:bookmarkStart w:id="57" w:name="a-por-ellos-2"/>
     <w:p>
       <w:pPr>
         <w:pStyle w:val="Heading2"/>
@@ -6707,8 +6833,8 @@
         </w:pict>
       </w:r>
     </w:p>
-    <w:bookmarkEnd w:id="48"/>
-    <w:bookmarkStart w:id="49" w:name="mini-dinámica-el-puente-relámpago-5-min"/>
+    <w:bookmarkEnd w:id="57"/>
+    <w:bookmarkStart w:id="58" w:name="mini-dinámica-el-puente-relámpago-5-min"/>
     <w:p>
       <w:pPr>
         <w:pStyle w:val="Heading2"/>
@@ -6805,8 +6931,8 @@
         </w:pict>
       </w:r>
     </w:p>
-    <w:bookmarkEnd w:id="49"/>
-    <w:bookmarkStart w:id="50" w:name="soluciones-y-pistas-2"/>
+    <w:bookmarkEnd w:id="58"/>
+    <w:bookmarkStart w:id="59" w:name="soluciones-y-pistas-2"/>
     <w:p>
       <w:pPr>
         <w:pStyle w:val="Heading2"/>
@@ -6919,8 +7045,8 @@
         </w:pict>
       </w:r>
     </w:p>
-    <w:bookmarkEnd w:id="50"/>
-    <w:bookmarkStart w:id="51" w:name="resumen-en-3-frases-2"/>
+    <w:bookmarkEnd w:id="59"/>
+    <w:bookmarkStart w:id="60" w:name="resumen-en-3-frases-2"/>
     <w:p>
       <w:pPr>
         <w:pStyle w:val="Heading2"/>
@@ -6972,8 +7098,8 @@
         </w:pict>
       </w:r>
     </w:p>
-    <w:bookmarkEnd w:id="51"/>
-    <w:bookmarkStart w:id="52" w:name="vocabulario-rápido-2"/>
+    <w:bookmarkEnd w:id="60"/>
+    <w:bookmarkStart w:id="61" w:name="vocabulario-rápido-2"/>
     <w:p>
       <w:pPr>
         <w:pStyle w:val="Heading2"/>
@@ -7087,7 +7213,7 @@
       <w:r>
         <w:t xml:space="preserve"> </w:t>
       </w:r>
-      <w:hyperlink r:id="rId29">
+      <w:hyperlink r:id="rId32">
         <w:r>
           <w:rPr>
             <w:rStyle w:val="Hyperlink"/>
@@ -7150,8 +7276,8 @@
         </w:r>
       </w:hyperlink>
     </w:p>
-    <w:bookmarkEnd w:id="52"/>
-    <w:bookmarkEnd w:id="53"/>
+    <w:bookmarkEnd w:id="61"/>
+    <w:bookmarkEnd w:id="62"/>
     <w:sectPr>
       <w:footnotePr>
         <w:numRestart w:val="eachSect"/>
